--- a/downloads/teacher/05 Materials/Unit 02/Handouts/Handout 02.18 - Return Math.docx
+++ b/downloads/teacher/05 Materials/Unit 02/Handouts/Handout 02.18 - Return Math.docx
@@ -150,28 +150,46 @@
       <w:r>
         <w:t xml:space="preserve">A merchant started with AQ25,000 and has AQ23,000 now.</w:t>
       </w:r>
-      <w:r>
-        <w:t xml:space="preserve"> </w:t>
-      </w:r>
-      <w:r>
-        <w:t xml:space="preserve">- Ending minus starting: 23,000 minus 25,000 = minus 2,000</w:t>
-      </w:r>
-      <w:r>
-        <w:t xml:space="preserve"> </w:t>
-      </w:r>
-      <w:r>
-        <w:t xml:space="preserve">- Divided by starting: minus 2,000 divided by 25,000 = minus 0.08</w:t>
-      </w:r>
-      <w:r>
-        <w:t xml:space="preserve"> </w:t>
-      </w:r>
-      <w:r>
-        <w:t xml:space="preserve">- Times 100: minus 8 percent</w:t>
-      </w:r>
-    </w:p>
-    <w:p>
-      <w:pPr>
-        <w:pStyle w:val="BodyText"/>
+    </w:p>
+    <w:p>
+      <w:pPr>
+        <w:numPr>
+          <w:ilvl w:val="0"/>
+          <w:numId w:val="1001"/>
+        </w:numPr>
+        <w:pStyle w:val="Compact"/>
+      </w:pPr>
+      <w:r>
+        <w:t xml:space="preserve">Ending minus starting: 23,000 minus 25,000 = minus 2,000</w:t>
+      </w:r>
+    </w:p>
+    <w:p>
+      <w:pPr>
+        <w:numPr>
+          <w:ilvl w:val="0"/>
+          <w:numId w:val="1001"/>
+        </w:numPr>
+        <w:pStyle w:val="Compact"/>
+      </w:pPr>
+      <w:r>
+        <w:t xml:space="preserve">Divided by starting: minus 2,000 divided by 25,000 = minus 0.08</w:t>
+      </w:r>
+    </w:p>
+    <w:p>
+      <w:pPr>
+        <w:numPr>
+          <w:ilvl w:val="0"/>
+          <w:numId w:val="1001"/>
+        </w:numPr>
+        <w:pStyle w:val="Compact"/>
+      </w:pPr>
+      <w:r>
+        <w:t xml:space="preserve">Times 100: minus 8 percent</w:t>
+      </w:r>
+    </w:p>
+    <w:p>
+      <w:pPr>
+        <w:pStyle w:val="FirstParagraph"/>
       </w:pPr>
       <w:r>
         <w:t xml:space="preserve">The merchant’s return is minus 8 percent.</w:t>
@@ -763,162 +781,12 @@
       <w:pPr>
         <w:numPr>
           <w:ilvl w:val="0"/>
-          <w:numId w:val="1001"/>
-        </w:numPr>
-        <w:pStyle w:val="Compact"/>
-      </w:pPr>
-      <w:r>
-        <w:t xml:space="preserve">The trick question. Sparkstone was AQ57.80 at the peak and AQ31.20 at the bottom of the crisis.</w:t>
-      </w:r>
-    </w:p>
-    <w:p>
-      <w:pPr>
-        <w:numPr>
-          <w:ilvl w:val="0"/>
           <w:numId w:val="1002"/>
         </w:numPr>
         <w:pStyle w:val="Compact"/>
       </w:pPr>
       <w:r>
-        <w:t xml:space="preserve">The drop, as a percent of the peak: (31.20 minus 57.80) divided by 57.80, times 100 = ______ percent</w:t>
-      </w:r>
-    </w:p>
-    <w:p>
-      <w:pPr>
-        <w:numPr>
-          <w:ilvl w:val="0"/>
-          <w:numId w:val="1002"/>
-        </w:numPr>
-        <w:pStyle w:val="Compact"/>
-      </w:pPr>
-      <w:r>
-        <w:t xml:space="preserve">The climb back, as a percent of the bottom: (57.80 minus 31.20) divided by 31.20, times 100 = ______ percent</w:t>
-      </w:r>
-    </w:p>
-    <w:p>
-      <w:pPr>
-        <w:numPr>
-          <w:ilvl w:val="0"/>
-          <w:numId w:val="1002"/>
-        </w:numPr>
-        <w:pStyle w:val="Compact"/>
-      </w:pPr>
-      <w:r>
-        <w:t xml:space="preserve">Why are the two percents different when the AQ change (26.60) is the same both ways?</w:t>
-      </w:r>
-    </w:p>
-    <w:p>
-      <w:r>
-        <w:br w:type="page"/>
-      </w:r>
-    </w:p>
-    <w:p>
-      <w:pPr>
-        <w:pStyle w:val="Heading2"/>
-      </w:pPr>
-      <w:bookmarkStart w:id="23" w:name="X80984e1f6f8419bec194802f6ca4c80afcfd98e"/>
-      <w:r>
-        <w:t xml:space="preserve">Part B: My own return (alone, from your own screen or ledger)</w:t>
-      </w:r>
-      <w:bookmarkEnd w:id="23"/>
-    </w:p>
-    <w:p>
-      <w:pPr>
-        <w:pStyle w:val="FirstParagraph"/>
-      </w:pPr>
-      <w:r>
-        <w:t xml:space="preserve">My starting value: AQ 25,000</w:t>
-      </w:r>
-    </w:p>
-    <w:p>
-      <w:pPr>
-        <w:pStyle w:val="BodyText"/>
-      </w:pPr>
-      <w:r>
-        <w:t xml:space="preserve">My total fortune right now: AQ __________</w:t>
-      </w:r>
-    </w:p>
-    <w:p>
-      <w:pPr>
-        <w:pStyle w:val="BodyText"/>
-      </w:pPr>
-      <w:r>
-        <w:t xml:space="preserve">Ending minus starting: __________</w:t>
-      </w:r>
-    </w:p>
-    <w:p>
-      <w:pPr>
-        <w:pStyle w:val="BodyText"/>
-      </w:pPr>
-      <w:r>
-        <w:t xml:space="preserve">Divided by starting: __________</w:t>
-      </w:r>
-    </w:p>
-    <w:p>
-      <w:pPr>
-        <w:pStyle w:val="BodyText"/>
-      </w:pPr>
-      <w:r>
-        <w:t xml:space="preserve">Times 100: my percent return so far is __________ percent (circle: gain / loss)</w:t>
-      </w:r>
-    </w:p>
-    <w:p>
-      <w:pPr>
-        <w:pStyle w:val="BodyText"/>
-      </w:pPr>
-      <w:r>
-        <w:t xml:space="preserve">Check it on the calculator: __________ Same? yes / no</w:t>
-      </w:r>
-    </w:p>
-    <w:p>
-      <w:pPr>
-        <w:pStyle w:val="BodyText"/>
-      </w:pPr>
-      <w:r>
-        <w:rPr>
-          <w:b/>
-        </w:rPr>
-        <w:t xml:space="preserve">The venture that hurt me most across the crisis.</w:t>
-      </w:r>
-      <w:r>
-        <w:t xml:space="preserve"> </w:t>
-      </w:r>
-      <w:r>
-        <w:t xml:space="preserve">From your ledger or the price history: the price on Day 5 (before the crisis) and the price on Day 7 (the bottom).</w:t>
-      </w:r>
-    </w:p>
-    <w:p>
-      <w:pPr>
-        <w:pStyle w:val="BodyText"/>
-      </w:pPr>
-      <w:r>
-        <w:t xml:space="preserve">Ticker: ______ Day 5 price: AQ ______ Day 7 price: AQ ______</w:t>
-      </w:r>
-    </w:p>
-    <w:p>
-      <w:pPr>
-        <w:pStyle w:val="BodyText"/>
-      </w:pPr>
-      <w:r>
-        <w:t xml:space="preserve">(Day 7 minus Day 5) divided by Day 5, times 100 = ______ percent</w:t>
-      </w:r>
-    </w:p>
-    <w:p>
-      <w:pPr>
-        <w:pStyle w:val="Heading2"/>
-      </w:pPr>
-      <w:bookmarkStart w:id="24" w:name="X437b9be5bdb2bb1b03459abb37c4237c1732ae6"/>
-      <w:r>
-        <w:t xml:space="preserve">Part C: A safe portfolio and a risky portfolio over the same eight days (pairs)</w:t>
-      </w:r>
-      <w:bookmarkEnd w:id="24"/>
-    </w:p>
-    <w:p>
-      <w:pPr>
-        <w:pStyle w:val="FirstParagraph"/>
-      </w:pPr>
-      <w:r>
-        <w:t xml:space="preserve">Three merchants bought on Day 1 and never traded again. The values below are their total fortune on three days: the peak (Day 5, right before the crisis), the bottom (Day 7), and today (Day 8, recovery). These are example prices; your class’s live prices will differ.</w:t>
+        <w:t xml:space="preserve">The trick question. Sparkstone was AQ57.80 at the peak and AQ31.20 at the bottom of the crisis.</w:t>
       </w:r>
     </w:p>
     <w:p>
@@ -930,16 +798,7 @@
         <w:pStyle w:val="Compact"/>
       </w:pPr>
       <w:r>
-        <w:rPr>
-          <w:b/>
-        </w:rPr>
-        <w:t xml:space="preserve">Safe:</w:t>
-      </w:r>
-      <w:r>
-        <w:t xml:space="preserve"> </w:t>
-      </w:r>
-      <w:r>
-        <w:t xml:space="preserve">all AQ25,000 in the Honeypot Coffer (250 units at AQ100.00).</w:t>
+        <w:t xml:space="preserve">The drop, as a percent of the peak: (31.20 minus 57.80) divided by 57.80, times 100 = ______ percent</w:t>
       </w:r>
     </w:p>
     <w:p>
@@ -951,6 +810,165 @@
         <w:pStyle w:val="Compact"/>
       </w:pPr>
       <w:r>
+        <w:t xml:space="preserve">The climb back, as a percent of the bottom: (57.80 minus 31.20) divided by 31.20, times 100 = ______ percent</w:t>
+      </w:r>
+    </w:p>
+    <w:p>
+      <w:pPr>
+        <w:numPr>
+          <w:ilvl w:val="0"/>
+          <w:numId w:val="1003"/>
+        </w:numPr>
+        <w:pStyle w:val="Compact"/>
+      </w:pPr>
+      <w:r>
+        <w:t xml:space="preserve">Why are the two percents different when the AQ change (26.60) is the same both ways?</w:t>
+      </w:r>
+    </w:p>
+    <w:p>
+      <w:r>
+        <w:br w:type="page"/>
+      </w:r>
+    </w:p>
+    <w:p>
+      <w:pPr>
+        <w:pStyle w:val="Heading2"/>
+      </w:pPr>
+      <w:bookmarkStart w:id="23" w:name="X80984e1f6f8419bec194802f6ca4c80afcfd98e"/>
+      <w:r>
+        <w:t xml:space="preserve">Part B: My own return (alone, from your own screen or ledger)</w:t>
+      </w:r>
+      <w:bookmarkEnd w:id="23"/>
+    </w:p>
+    <w:p>
+      <w:pPr>
+        <w:pStyle w:val="FirstParagraph"/>
+      </w:pPr>
+      <w:r>
+        <w:t xml:space="preserve">My starting value: AQ 25,000</w:t>
+      </w:r>
+    </w:p>
+    <w:p>
+      <w:pPr>
+        <w:pStyle w:val="BodyText"/>
+      </w:pPr>
+      <w:r>
+        <w:t xml:space="preserve">My total fortune right now: AQ __________</w:t>
+      </w:r>
+    </w:p>
+    <w:p>
+      <w:pPr>
+        <w:pStyle w:val="BodyText"/>
+      </w:pPr>
+      <w:r>
+        <w:t xml:space="preserve">Ending minus starting: __________</w:t>
+      </w:r>
+    </w:p>
+    <w:p>
+      <w:pPr>
+        <w:pStyle w:val="BodyText"/>
+      </w:pPr>
+      <w:r>
+        <w:t xml:space="preserve">Divided by starting: __________</w:t>
+      </w:r>
+    </w:p>
+    <w:p>
+      <w:pPr>
+        <w:pStyle w:val="BodyText"/>
+      </w:pPr>
+      <w:r>
+        <w:t xml:space="preserve">Times 100: my percent return so far is __________ percent (circle: gain / loss)</w:t>
+      </w:r>
+    </w:p>
+    <w:p>
+      <w:pPr>
+        <w:pStyle w:val="BodyText"/>
+      </w:pPr>
+      <w:r>
+        <w:t xml:space="preserve">Check it on the calculator: __________ Same? yes / no</w:t>
+      </w:r>
+    </w:p>
+    <w:p>
+      <w:pPr>
+        <w:pStyle w:val="BodyText"/>
+      </w:pPr>
+      <w:r>
+        <w:rPr>
+          <w:b/>
+        </w:rPr>
+        <w:t xml:space="preserve">The venture that hurt me most across the crisis.</w:t>
+      </w:r>
+      <w:r>
+        <w:t xml:space="preserve"> </w:t>
+      </w:r>
+      <w:r>
+        <w:t xml:space="preserve">From your ledger or the price history: the price on Day 5 (before the crisis) and the price on Day 7 (the bottom).</w:t>
+      </w:r>
+    </w:p>
+    <w:p>
+      <w:pPr>
+        <w:pStyle w:val="BodyText"/>
+      </w:pPr>
+      <w:r>
+        <w:t xml:space="preserve">Ticker: ______ Day 5 price: AQ ______ Day 7 price: AQ ______</w:t>
+      </w:r>
+    </w:p>
+    <w:p>
+      <w:pPr>
+        <w:pStyle w:val="BodyText"/>
+      </w:pPr>
+      <w:r>
+        <w:t xml:space="preserve">(Day 7 minus Day 5) divided by Day 5, times 100 = ______ percent</w:t>
+      </w:r>
+    </w:p>
+    <w:p>
+      <w:pPr>
+        <w:pStyle w:val="Heading2"/>
+      </w:pPr>
+      <w:bookmarkStart w:id="24" w:name="X437b9be5bdb2bb1b03459abb37c4237c1732ae6"/>
+      <w:r>
+        <w:t xml:space="preserve">Part C: A safe portfolio and a risky portfolio over the same eight days (pairs)</w:t>
+      </w:r>
+      <w:bookmarkEnd w:id="24"/>
+    </w:p>
+    <w:p>
+      <w:pPr>
+        <w:pStyle w:val="FirstParagraph"/>
+      </w:pPr>
+      <w:r>
+        <w:t xml:space="preserve">Three merchants bought on Day 1 and never traded again. The values below are their total fortune on three days: the peak (Day 5, right before the crisis), the bottom (Day 7), and today (Day 8, recovery). These are example prices; your class’s live prices will differ.</w:t>
+      </w:r>
+    </w:p>
+    <w:p>
+      <w:pPr>
+        <w:numPr>
+          <w:ilvl w:val="0"/>
+          <w:numId w:val="1004"/>
+        </w:numPr>
+        <w:pStyle w:val="Compact"/>
+      </w:pPr>
+      <w:r>
+        <w:rPr>
+          <w:b/>
+        </w:rPr>
+        <w:t xml:space="preserve">Safe:</w:t>
+      </w:r>
+      <w:r>
+        <w:t xml:space="preserve"> </w:t>
+      </w:r>
+      <w:r>
+        <w:t xml:space="preserve">all AQ25,000 in the Honeypot Coffer (250 units at AQ100.00).</w:t>
+      </w:r>
+    </w:p>
+    <w:p>
+      <w:pPr>
+        <w:numPr>
+          <w:ilvl w:val="0"/>
+          <w:numId w:val="1004"/>
+        </w:numPr>
+        <w:pStyle w:val="Compact"/>
+      </w:pPr>
+      <w:r>
         <w:rPr>
           <w:b/>
         </w:rPr>
@@ -967,7 +985,7 @@
       <w:pPr>
         <w:numPr>
           <w:ilvl w:val="0"/>
-          <w:numId w:val="1003"/>
+          <w:numId w:val="1004"/>
         </w:numPr>
         <w:pStyle w:val="Compact"/>
       </w:pPr>
@@ -1373,42 +1391,12 @@
       <w:pPr>
         <w:numPr>
           <w:ilvl w:val="0"/>
-          <w:numId w:val="1004"/>
-        </w:numPr>
-        <w:pStyle w:val="Compact"/>
-      </w:pPr>
-      <w:r>
-        <w:t xml:space="preserve">At the peak, which portfolio looked smartest? At the bottom? Today?</w:t>
-      </w:r>
-    </w:p>
-    <w:p>
-      <w:r>
-        <w:br w:type="page"/>
-      </w:r>
-    </w:p>
-    <w:p>
-      <w:pPr>
-        <w:numPr>
-          <w:ilvl w:val="0"/>
           <w:numId w:val="1005"/>
         </w:numPr>
         <w:pStyle w:val="Compact"/>
       </w:pPr>
       <w:r>
-        <w:t xml:space="preserve">Which portfolio would you rather have held for these eight days, and better for what (money for college in ten years, or rent next month)? Circle one and give a number.</w:t>
-      </w:r>
-    </w:p>
-    <w:p>
-      <w:pPr>
-        <w:pStyle w:val="FirstParagraph"/>
-      </w:pPr>
-      <w:r>
-        <w:t xml:space="preserve">Safe / Risky / Mixed. Because:</w:t>
-      </w:r>
-    </w:p>
-    <w:p>
-      <w:r>
-        <w:br w:type="page"/>
+        <w:t xml:space="preserve">At the peak, which portfolio looked smartest? At the bottom? Today?</w:t>
       </w:r>
     </w:p>
     <w:p>
@@ -1425,7 +1413,15 @@
         <w:pStyle w:val="Compact"/>
       </w:pPr>
       <w:r>
-        <w:t xml:space="preserve">Grade 8 stretch. The risky portfolio’s return from the bottom to today: (19,200 minus 16,350) divided by 16,350, times 100 = ______ percent. That is a big positive number and the portfolio is still down 23 percent from the start. Explain in one sentence why both are true.</w:t>
+        <w:t xml:space="preserve">Which portfolio would you rather have held for these eight days, and better for what (money for college in ten years, or rent next month)? Circle one and give a number.</w:t>
+      </w:r>
+    </w:p>
+    <w:p>
+      <w:pPr>
+        <w:pStyle w:val="FirstParagraph"/>
+      </w:pPr>
+      <w:r>
+        <w:t xml:space="preserve">Safe / Risky / Mixed. Because:</w:t>
       </w:r>
     </w:p>
     <w:p>
@@ -1436,123 +1432,6 @@
     <w:p>
       <w:r>
         <w:br w:type="page"/>
-      </w:r>
-    </w:p>
-    <w:p>
-      <w:pPr>
-        <w:pStyle w:val="Heading2"/>
-      </w:pPr>
-      <w:bookmarkStart w:id="25" w:name="teacher-key"/>
-      <w:r>
-        <w:t xml:space="preserve">Teacher key</w:t>
-      </w:r>
-      <w:bookmarkEnd w:id="25"/>
-    </w:p>
-    <w:p>
-      <w:pPr>
-        <w:pStyle w:val="FirstParagraph"/>
-      </w:pPr>
-      <w:r>
-        <w:rPr>
-          <w:b/>
-        </w:rPr>
-        <w:t xml:space="preserve">Part A.</w:t>
-      </w:r>
-      <w:r>
-        <w:t xml:space="preserve"> </w:t>
-      </w:r>
-      <w:r>
-        <w:t xml:space="preserve">1. 27,500 minus 25,000 = 2,500; 2,500 divided by 25,000 = 0.10; plus 10 percent.</w:t>
-      </w:r>
-      <w:r>
-        <w:t xml:space="preserve"> </w:t>
-      </w:r>
-      <w:r>
-        <w:t xml:space="preserve">2. 22,000 minus 25,000 = minus 3,000; divided by 25,000 = minus 0.12; minus 12 percent.</w:t>
-      </w:r>
-      <w:r>
-        <w:t xml:space="preserve"> </w:t>
-      </w:r>
-      <w:r>
-        <w:t xml:space="preserve">3. 85 minus 100 = minus 15; divided by 100 = minus 0.15; minus 15 percent.</w:t>
-      </w:r>
-      <w:r>
-        <w:t xml:space="preserve"> </w:t>
-      </w:r>
-      <w:r>
-        <w:t xml:space="preserve">4. 57.80 minus 48.50 = 9.30; divided by 48.50 = 0.1918; plus 19.2 percent.</w:t>
-      </w:r>
-      <w:r>
-        <w:t xml:space="preserve"> </w:t>
-      </w:r>
-      <w:r>
-        <w:t xml:space="preserve">5. plus 20 percent. 6. minus 25 percent.</w:t>
-      </w:r>
-      <w:r>
-        <w:t xml:space="preserve"> </w:t>
-      </w:r>
-      <w:r>
-        <w:t xml:space="preserve">7. The drop: minus 26.60 divided by 57.80 = minus 46.0 percent. The climb: 26.60 divided by 31.20 = plus 85.3 percent. They differ because the bottom of the fraction is different: the drop is measured from the peak (a big number), the climb from the bottom (a small number). A venture that falls 46 percent has to rise 85 percent to get back. This is why a loss hurts more than the same-sized gain helps.</w:t>
-      </w:r>
-    </w:p>
-    <w:p>
-      <w:pPr>
-        <w:pStyle w:val="BodyText"/>
-      </w:pPr>
-      <w:r>
-        <w:rPr>
-          <w:b/>
-        </w:rPr>
-        <w:t xml:space="preserve">Part B.</w:t>
-      </w:r>
-      <w:r>
-        <w:t xml:space="preserve"> </w:t>
-      </w:r>
-      <w:r>
-        <w:t xml:space="preserve">Check that the student divided by 25,000 and put a minus sign on a loss. The crisis drop for SPRK on the example path is (31.20 minus 57.80) divided by 57.80 = minus 46.0 percent; CLDB is (20.10 minus 41.00) divided by 41.00 = minus 51.0 percent; MDOW is (64.00 minus 74.20) divided by 74.20 = minus 13.7 percent; HNYP is plus 0.1 percent. Live numbers will differ.</w:t>
-      </w:r>
-    </w:p>
-    <w:p>
-      <w:pPr>
-        <w:pStyle w:val="BodyText"/>
-      </w:pPr>
-      <w:r>
-        <w:rPr>
-          <w:b/>
-        </w:rPr>
-        <w:t xml:space="preserve">Part C.</w:t>
-      </w:r>
-      <w:r>
-        <w:t xml:space="preserve"> </w:t>
-      </w:r>
-      <w:r>
-        <w:t xml:space="preserve">All returns use 25,000 as the starting value.</w:t>
-      </w:r>
-      <w:r>
-        <w:t xml:space="preserve"> </w:t>
-      </w:r>
-      <w:r>
-        <w:t xml:space="preserve">- Safe: plus 0.2 percent; plus 0.3 percent; plus 0.4 percent (0.35 rounds to 0.4).</w:t>
-      </w:r>
-      <w:r>
-        <w:t xml:space="preserve"> </w:t>
-      </w:r>
-      <w:r>
-        <w:t xml:space="preserve">- Risky: plus 18.6 percent; minus 34.6 percent; minus 23.2 percent.</w:t>
-      </w:r>
-      <w:r>
-        <w:t xml:space="preserve"> </w:t>
-      </w:r>
-      <w:r>
-        <w:t xml:space="preserve">- Mixed: plus 7.6 percent; minus 12.7 percent; minus 8.2 percent.</w:t>
-      </w:r>
-    </w:p>
-    <w:p>
-      <w:pPr>
-        <w:pStyle w:val="BodyText"/>
-      </w:pPr>
-      <w:r>
-        <w:t xml:space="preserve">How the values were built (example prices from the paper ledger price table): Day 5 prices SPRK 57.80, CLDB 41.00, IRON 100.40, SEAL 98.90, WLLW 56.20, HNYP 100.20, MDOW 74.20; Day 7 prices SPRK 31.20, CLDB 20.10, IRON 99.20, SEAL 99.20, WLLW 53.90, HNYP 100.30, MDOW 64.00; Day 8 prices SPRK 36.90, CLDB 24.30, IRON 99.70, SEAL 99.30, WLLW 55.10, HNYP 100.35, MDOW 67.10. Mixed on Day 8: 3,690 + 2,430 + 4,985 + 4,965 + 2,755 + 3,010.50 + 1,006.50 + 120 cash = 22,962.</w:t>
       </w:r>
     </w:p>
     <w:p>
@@ -1564,26 +1443,219 @@
         <w:pStyle w:val="Compact"/>
       </w:pPr>
       <w:r>
-        <w:t xml:space="preserve">Peak: Risky. Bottom: Safe. Today: Safe by the number; Mixed if you value having some recovery ahead.</w:t>
+        <w:t xml:space="preserve">Grade 8 stretch. The risky portfolio’s return from the bottom to today: (19,200 minus 16,350) divided by 16,350, times 100 = ______ percent. That is a big positive number and the portfolio is still down 23 percent from the start. Explain in one sentence why both are true.</w:t>
+      </w:r>
+    </w:p>
+    <w:p>
+      <w:r>
+        <w:br w:type="page"/>
+      </w:r>
+    </w:p>
+    <w:p>
+      <w:r>
+        <w:br w:type="page"/>
+      </w:r>
+    </w:p>
+    <w:p>
+      <w:pPr>
+        <w:pStyle w:val="Heading2"/>
+      </w:pPr>
+      <w:bookmarkStart w:id="25" w:name="teacher-key"/>
+      <w:r>
+        <w:t xml:space="preserve">Teacher key</w:t>
+      </w:r>
+      <w:bookmarkEnd w:id="25"/>
+    </w:p>
+    <w:p>
+      <w:pPr>
+        <w:pStyle w:val="FirstParagraph"/>
+      </w:pPr>
+      <w:r>
+        <w:rPr>
+          <w:b/>
+        </w:rPr>
+        <w:t xml:space="preserve">Part A.</w:t>
       </w:r>
     </w:p>
     <w:p>
       <w:pPr>
         <w:numPr>
           <w:ilvl w:val="0"/>
-          <w:numId w:val="1007"/>
+          <w:numId w:val="1008"/>
         </w:numPr>
         <w:pStyle w:val="Compact"/>
       </w:pPr>
       <w:r>
-        <w:t xml:space="preserve">Any answer with a number and a purpose. Expected: Safe or Mixed for rent next month (cannot afford minus 23 percent); Mixed or Risky for college in ten years (time to recover, and the peak shows the upside). A student who says Risky for rent must explain how they pay rent at the bottom.</w:t>
+        <w:t xml:space="preserve">27,500 minus 25,000 = 2,500; 2,500 divided by 25,000 = 0.10; plus 10 percent.</w:t>
       </w:r>
     </w:p>
     <w:p>
       <w:pPr>
         <w:numPr>
           <w:ilvl w:val="0"/>
-          <w:numId w:val="1007"/>
+          <w:numId w:val="1008"/>
+        </w:numPr>
+        <w:pStyle w:val="Compact"/>
+      </w:pPr>
+      <w:r>
+        <w:t xml:space="preserve">22,000 minus 25,000 = minus 3,000; divided by 25,000 = minus 0.12; minus 12 percent.</w:t>
+      </w:r>
+    </w:p>
+    <w:p>
+      <w:pPr>
+        <w:numPr>
+          <w:ilvl w:val="0"/>
+          <w:numId w:val="1008"/>
+        </w:numPr>
+        <w:pStyle w:val="Compact"/>
+      </w:pPr>
+      <w:r>
+        <w:t xml:space="preserve">85 minus 100 = minus 15; divided by 100 = minus 0.15; minus 15 percent.</w:t>
+      </w:r>
+    </w:p>
+    <w:p>
+      <w:pPr>
+        <w:numPr>
+          <w:ilvl w:val="0"/>
+          <w:numId w:val="1008"/>
+        </w:numPr>
+        <w:pStyle w:val="Compact"/>
+      </w:pPr>
+      <w:r>
+        <w:t xml:space="preserve">57.80 minus 48.50 = 9.30; divided by 48.50 = 0.1918; plus 19.2 percent.</w:t>
+      </w:r>
+    </w:p>
+    <w:p>
+      <w:pPr>
+        <w:numPr>
+          <w:ilvl w:val="0"/>
+          <w:numId w:val="1008"/>
+        </w:numPr>
+        <w:pStyle w:val="Compact"/>
+      </w:pPr>
+      <w:r>
+        <w:t xml:space="preserve">plus 20 percent. 6. minus 25 percent.</w:t>
+      </w:r>
+    </w:p>
+    <w:p>
+      <w:pPr>
+        <w:numPr>
+          <w:ilvl w:val="0"/>
+          <w:numId w:val="1008"/>
+        </w:numPr>
+        <w:pStyle w:val="Compact"/>
+      </w:pPr>
+      <w:r>
+        <w:t xml:space="preserve">The drop: minus 26.60 divided by 57.80 = minus 46.0 percent. The climb: 26.60 divided by 31.20 = plus 85.3 percent. They differ because the bottom of the fraction is different: the drop is measured from the peak (a big number), the climb from the bottom (a small number). A venture that falls 46 percent has to rise 85 percent to get back. This is why a loss hurts more than the same-sized gain helps.</w:t>
+      </w:r>
+    </w:p>
+    <w:p>
+      <w:pPr>
+        <w:pStyle w:val="FirstParagraph"/>
+      </w:pPr>
+      <w:r>
+        <w:rPr>
+          <w:b/>
+        </w:rPr>
+        <w:t xml:space="preserve">Part B.</w:t>
+      </w:r>
+      <w:r>
+        <w:t xml:space="preserve"> </w:t>
+      </w:r>
+      <w:r>
+        <w:t xml:space="preserve">Check that the student divided by 25,000 and put a minus sign on a loss. The crisis drop for SPRK on the example path is (31.20 minus 57.80) divided by 57.80 = minus 46.0 percent; CLDB is (20.10 minus 41.00) divided by 41.00 = minus 51.0 percent; MDOW is (64.00 minus 74.20) divided by 74.20 = minus 13.7 percent; HNYP is plus 0.1 percent. Live numbers will differ.</w:t>
+      </w:r>
+    </w:p>
+    <w:p>
+      <w:pPr>
+        <w:pStyle w:val="BodyText"/>
+      </w:pPr>
+      <w:r>
+        <w:rPr>
+          <w:b/>
+        </w:rPr>
+        <w:t xml:space="preserve">Part C.</w:t>
+      </w:r>
+      <w:r>
+        <w:t xml:space="preserve"> </w:t>
+      </w:r>
+      <w:r>
+        <w:t xml:space="preserve">All returns use 25,000 as the starting value.</w:t>
+      </w:r>
+    </w:p>
+    <w:p>
+      <w:pPr>
+        <w:numPr>
+          <w:ilvl w:val="0"/>
+          <w:numId w:val="1009"/>
+        </w:numPr>
+        <w:pStyle w:val="Compact"/>
+      </w:pPr>
+      <w:r>
+        <w:t xml:space="preserve">Safe: plus 0.2 percent; plus 0.3 percent; plus 0.4 percent (0.35 rounds to 0.4).</w:t>
+      </w:r>
+    </w:p>
+    <w:p>
+      <w:pPr>
+        <w:numPr>
+          <w:ilvl w:val="0"/>
+          <w:numId w:val="1009"/>
+        </w:numPr>
+        <w:pStyle w:val="Compact"/>
+      </w:pPr>
+      <w:r>
+        <w:t xml:space="preserve">Risky: plus 18.6 percent; minus 34.6 percent; minus 23.2 percent.</w:t>
+      </w:r>
+    </w:p>
+    <w:p>
+      <w:pPr>
+        <w:numPr>
+          <w:ilvl w:val="0"/>
+          <w:numId w:val="1009"/>
+        </w:numPr>
+        <w:pStyle w:val="Compact"/>
+      </w:pPr>
+      <w:r>
+        <w:t xml:space="preserve">Mixed: plus 7.6 percent; minus 12.7 percent; minus 8.2 percent.</w:t>
+      </w:r>
+    </w:p>
+    <w:p>
+      <w:pPr>
+        <w:pStyle w:val="FirstParagraph"/>
+      </w:pPr>
+      <w:r>
+        <w:t xml:space="preserve">How the values were built (example prices from the paper ledger price table): Day 5 prices SPRK 57.80, CLDB 41.00, IRON 100.40, SEAL 98.90, WLLW 56.20, HNYP 100.20, MDOW 74.20; Day 7 prices SPRK 31.20, CLDB 20.10, IRON 99.20, SEAL 99.20, WLLW 53.90, HNYP 100.30, MDOW 64.00; Day 8 prices SPRK 36.90, CLDB 24.30, IRON 99.70, SEAL 99.30, WLLW 55.10, HNYP 100.35, MDOW 67.10. Mixed on Day 8: 3,690 + 2,430 + 4,985 + 4,965 + 2,755 + 3,010.50 + 1,006.50 + 120 cash = 22,962.</w:t>
+      </w:r>
+    </w:p>
+    <w:p>
+      <w:pPr>
+        <w:numPr>
+          <w:ilvl w:val="0"/>
+          <w:numId w:val="1010"/>
+        </w:numPr>
+        <w:pStyle w:val="Compact"/>
+      </w:pPr>
+      <w:r>
+        <w:t xml:space="preserve">Peak: Risky. Bottom: Safe. Today: Safe by the number; Mixed if you value having some recovery ahead.</w:t>
+      </w:r>
+    </w:p>
+    <w:p>
+      <w:pPr>
+        <w:numPr>
+          <w:ilvl w:val="0"/>
+          <w:numId w:val="1010"/>
+        </w:numPr>
+        <w:pStyle w:val="Compact"/>
+      </w:pPr>
+      <w:r>
+        <w:t xml:space="preserve">Any answer with a number and a purpose. Expected: Safe or Mixed for rent next month (cannot afford minus 23 percent); Mixed or Risky for college in ten years (time to recover, and the peak shows the upside). A student who says Risky for rent must explain how they pay rent at the bottom.</w:t>
+      </w:r>
+    </w:p>
+    <w:p>
+      <w:pPr>
+        <w:numPr>
+          <w:ilvl w:val="0"/>
+          <w:numId w:val="1010"/>
         </w:numPr>
         <w:pStyle w:val="Compact"/>
       </w:pPr>
@@ -1773,120 +1845,8 @@
       </w:pPr>
     </w:lvl>
   </w:abstractNum>
-  <w:abstractNum w:abstractNumId="99417">
+  <w:abstractNum w:abstractNumId="991">
     <w:nsid w:val="ea454b4c"/>
-    <w:multiLevelType w:val="multilevel"/>
-    <w:lvl w:ilvl="0">
-      <w:start w:val="7"/>
-      <w:numFmt w:val="decimal"/>
-      <w:lvlText w:val="%1."/>
-      <w:lvlJc w:val="left"/>
-      <w:pPr>
-        <w:tabs>
-          <w:tab w:val="num" w:pos="0"/>
-        </w:tabs>
-        <w:ind w:left="480" w:hanging="480"/>
-      </w:pPr>
-    </w:lvl>
-    <w:lvl w:ilvl="1">
-      <w:start w:val="7"/>
-      <w:numFmt w:val="decimal"/>
-      <w:lvlText w:val="%2."/>
-      <w:lvlJc w:val="left"/>
-      <w:pPr>
-        <w:tabs>
-          <w:tab w:val="num" w:pos="720"/>
-        </w:tabs>
-        <w:ind w:left="1200" w:hanging="480"/>
-      </w:pPr>
-    </w:lvl>
-    <w:lvl w:ilvl="2">
-      <w:start w:val="7"/>
-      <w:numFmt w:val="decimal"/>
-      <w:lvlText w:val="%3."/>
-      <w:lvlJc w:val="left"/>
-      <w:pPr>
-        <w:tabs>
-          <w:tab w:val="num" w:pos="1440"/>
-        </w:tabs>
-        <w:ind w:left="1920" w:hanging="480"/>
-      </w:pPr>
-    </w:lvl>
-    <w:lvl w:ilvl="3">
-      <w:start w:val="7"/>
-      <w:numFmt w:val="decimal"/>
-      <w:lvlText w:val="%4."/>
-      <w:lvlJc w:val="left"/>
-      <w:pPr>
-        <w:tabs>
-          <w:tab w:val="num" w:pos="2160"/>
-        </w:tabs>
-        <w:ind w:left="2640" w:hanging="480"/>
-      </w:pPr>
-    </w:lvl>
-    <w:lvl w:ilvl="4">
-      <w:start w:val="7"/>
-      <w:numFmt w:val="decimal"/>
-      <w:lvlText w:val="%5."/>
-      <w:lvlJc w:val="left"/>
-      <w:pPr>
-        <w:tabs>
-          <w:tab w:val="num" w:pos="2880"/>
-        </w:tabs>
-        <w:ind w:left="3360" w:hanging="480"/>
-      </w:pPr>
-    </w:lvl>
-    <w:lvl w:ilvl="5">
-      <w:start w:val="7"/>
-      <w:numFmt w:val="decimal"/>
-      <w:lvlText w:val="%6."/>
-      <w:lvlJc w:val="left"/>
-      <w:pPr>
-        <w:tabs>
-          <w:tab w:val="num" w:pos="3600"/>
-        </w:tabs>
-        <w:ind w:left="4080" w:hanging="480"/>
-      </w:pPr>
-    </w:lvl>
-    <w:lvl w:ilvl="6">
-      <w:start w:val="7"/>
-      <w:numFmt w:val="decimal"/>
-      <w:lvlText w:val="%7."/>
-      <w:lvlJc w:val="left"/>
-      <w:pPr>
-        <w:tabs>
-          <w:tab w:val="num" w:pos="4320"/>
-        </w:tabs>
-        <w:ind w:left="4800" w:hanging="480"/>
-      </w:pPr>
-    </w:lvl>
-    <w:lvl w:ilvl="7">
-      <w:start w:val="7"/>
-      <w:numFmt w:val="decimal"/>
-      <w:lvlText w:val="%8."/>
-      <w:lvlJc w:val="left"/>
-      <w:pPr>
-        <w:tabs>
-          <w:tab w:val="num" w:pos="5040"/>
-        </w:tabs>
-        <w:ind w:left="5520" w:hanging="480"/>
-      </w:pPr>
-    </w:lvl>
-    <w:lvl w:ilvl="8">
-      <w:start w:val="7"/>
-      <w:numFmt w:val="decimal"/>
-      <w:lvlText w:val="%9."/>
-      <w:lvlJc w:val="left"/>
-      <w:pPr>
-        <w:tabs>
-          <w:tab w:val="num" w:pos="5760"/>
-        </w:tabs>
-        <w:ind w:left="6240" w:hanging="480"/>
-      </w:pPr>
-    </w:lvl>
-  </w:abstractNum>
-  <w:abstractNum w:abstractNumId="991">
-    <w:nsid w:val="71315dca"/>
     <w:multiLevelType w:val="multilevel"/>
     <w:lvl w:ilvl="0">
       <w:numFmt w:val="bullet"/>
@@ -1979,6 +1939,118 @@
     <w:lvl w:ilvl="8">
       <w:numFmt w:val="bullet"/>
       <w:lvlText w:val="•"/>
+      <w:lvlJc w:val="left"/>
+      <w:pPr>
+        <w:tabs>
+          <w:tab w:val="num" w:pos="5760"/>
+        </w:tabs>
+        <w:ind w:left="6240" w:hanging="480"/>
+      </w:pPr>
+    </w:lvl>
+  </w:abstractNum>
+  <w:abstractNum w:abstractNumId="99417">
+    <w:nsid w:val="71315dca"/>
+    <w:multiLevelType w:val="multilevel"/>
+    <w:lvl w:ilvl="0">
+      <w:start w:val="7"/>
+      <w:numFmt w:val="decimal"/>
+      <w:lvlText w:val="%1."/>
+      <w:lvlJc w:val="left"/>
+      <w:pPr>
+        <w:tabs>
+          <w:tab w:val="num" w:pos="0"/>
+        </w:tabs>
+        <w:ind w:left="480" w:hanging="480"/>
+      </w:pPr>
+    </w:lvl>
+    <w:lvl w:ilvl="1">
+      <w:start w:val="7"/>
+      <w:numFmt w:val="decimal"/>
+      <w:lvlText w:val="%2."/>
+      <w:lvlJc w:val="left"/>
+      <w:pPr>
+        <w:tabs>
+          <w:tab w:val="num" w:pos="720"/>
+        </w:tabs>
+        <w:ind w:left="1200" w:hanging="480"/>
+      </w:pPr>
+    </w:lvl>
+    <w:lvl w:ilvl="2">
+      <w:start w:val="7"/>
+      <w:numFmt w:val="decimal"/>
+      <w:lvlText w:val="%3."/>
+      <w:lvlJc w:val="left"/>
+      <w:pPr>
+        <w:tabs>
+          <w:tab w:val="num" w:pos="1440"/>
+        </w:tabs>
+        <w:ind w:left="1920" w:hanging="480"/>
+      </w:pPr>
+    </w:lvl>
+    <w:lvl w:ilvl="3">
+      <w:start w:val="7"/>
+      <w:numFmt w:val="decimal"/>
+      <w:lvlText w:val="%4."/>
+      <w:lvlJc w:val="left"/>
+      <w:pPr>
+        <w:tabs>
+          <w:tab w:val="num" w:pos="2160"/>
+        </w:tabs>
+        <w:ind w:left="2640" w:hanging="480"/>
+      </w:pPr>
+    </w:lvl>
+    <w:lvl w:ilvl="4">
+      <w:start w:val="7"/>
+      <w:numFmt w:val="decimal"/>
+      <w:lvlText w:val="%5."/>
+      <w:lvlJc w:val="left"/>
+      <w:pPr>
+        <w:tabs>
+          <w:tab w:val="num" w:pos="2880"/>
+        </w:tabs>
+        <w:ind w:left="3360" w:hanging="480"/>
+      </w:pPr>
+    </w:lvl>
+    <w:lvl w:ilvl="5">
+      <w:start w:val="7"/>
+      <w:numFmt w:val="decimal"/>
+      <w:lvlText w:val="%6."/>
+      <w:lvlJc w:val="left"/>
+      <w:pPr>
+        <w:tabs>
+          <w:tab w:val="num" w:pos="3600"/>
+        </w:tabs>
+        <w:ind w:left="4080" w:hanging="480"/>
+      </w:pPr>
+    </w:lvl>
+    <w:lvl w:ilvl="6">
+      <w:start w:val="7"/>
+      <w:numFmt w:val="decimal"/>
+      <w:lvlText w:val="%7."/>
+      <w:lvlJc w:val="left"/>
+      <w:pPr>
+        <w:tabs>
+          <w:tab w:val="num" w:pos="4320"/>
+        </w:tabs>
+        <w:ind w:left="4800" w:hanging="480"/>
+      </w:pPr>
+    </w:lvl>
+    <w:lvl w:ilvl="7">
+      <w:start w:val="7"/>
+      <w:numFmt w:val="decimal"/>
+      <w:lvlText w:val="%8."/>
+      <w:lvlJc w:val="left"/>
+      <w:pPr>
+        <w:tabs>
+          <w:tab w:val="num" w:pos="5040"/>
+        </w:tabs>
+        <w:ind w:left="5520" w:hanging="480"/>
+      </w:pPr>
+    </w:lvl>
+    <w:lvl w:ilvl="8">
+      <w:start w:val="7"/>
+      <w:numFmt w:val="decimal"/>
+      <w:lvlText w:val="%9."/>
       <w:lvlJc w:val="left"/>
       <w:pPr>
         <w:tabs>
@@ -2324,10 +2396,125 @@
       </w:pPr>
     </w:lvl>
   </w:abstractNum>
+  <w:abstractNum w:abstractNumId="99411">
+    <w:nsid w:val="91a27d85"/>
+    <w:multiLevelType w:val="multilevel"/>
+    <w:lvl w:ilvl="0">
+      <w:start w:val="1"/>
+      <w:numFmt w:val="decimal"/>
+      <w:lvlText w:val="%1."/>
+      <w:lvlJc w:val="left"/>
+      <w:pPr>
+        <w:tabs>
+          <w:tab w:val="num" w:pos="0"/>
+        </w:tabs>
+        <w:ind w:left="480" w:hanging="480"/>
+      </w:pPr>
+    </w:lvl>
+    <w:lvl w:ilvl="1">
+      <w:start w:val="1"/>
+      <w:numFmt w:val="decimal"/>
+      <w:lvlText w:val="%2."/>
+      <w:lvlJc w:val="left"/>
+      <w:pPr>
+        <w:tabs>
+          <w:tab w:val="num" w:pos="720"/>
+        </w:tabs>
+        <w:ind w:left="1200" w:hanging="480"/>
+      </w:pPr>
+    </w:lvl>
+    <w:lvl w:ilvl="2">
+      <w:start w:val="1"/>
+      <w:numFmt w:val="decimal"/>
+      <w:lvlText w:val="%3."/>
+      <w:lvlJc w:val="left"/>
+      <w:pPr>
+        <w:tabs>
+          <w:tab w:val="num" w:pos="1440"/>
+        </w:tabs>
+        <w:ind w:left="1920" w:hanging="480"/>
+      </w:pPr>
+    </w:lvl>
+    <w:lvl w:ilvl="3">
+      <w:start w:val="1"/>
+      <w:numFmt w:val="decimal"/>
+      <w:lvlText w:val="%4."/>
+      <w:lvlJc w:val="left"/>
+      <w:pPr>
+        <w:tabs>
+          <w:tab w:val="num" w:pos="2160"/>
+        </w:tabs>
+        <w:ind w:left="2640" w:hanging="480"/>
+      </w:pPr>
+    </w:lvl>
+    <w:lvl w:ilvl="4">
+      <w:start w:val="1"/>
+      <w:numFmt w:val="decimal"/>
+      <w:lvlText w:val="%5."/>
+      <w:lvlJc w:val="left"/>
+      <w:pPr>
+        <w:tabs>
+          <w:tab w:val="num" w:pos="2880"/>
+        </w:tabs>
+        <w:ind w:left="3360" w:hanging="480"/>
+      </w:pPr>
+    </w:lvl>
+    <w:lvl w:ilvl="5">
+      <w:start w:val="1"/>
+      <w:numFmt w:val="decimal"/>
+      <w:lvlText w:val="%6."/>
+      <w:lvlJc w:val="left"/>
+      <w:pPr>
+        <w:tabs>
+          <w:tab w:val="num" w:pos="3600"/>
+        </w:tabs>
+        <w:ind w:left="4080" w:hanging="480"/>
+      </w:pPr>
+    </w:lvl>
+    <w:lvl w:ilvl="6">
+      <w:start w:val="1"/>
+      <w:numFmt w:val="decimal"/>
+      <w:lvlText w:val="%7."/>
+      <w:lvlJc w:val="left"/>
+      <w:pPr>
+        <w:tabs>
+          <w:tab w:val="num" w:pos="4320"/>
+        </w:tabs>
+        <w:ind w:left="4800" w:hanging="480"/>
+      </w:pPr>
+    </w:lvl>
+    <w:lvl w:ilvl="7">
+      <w:start w:val="1"/>
+      <w:numFmt w:val="decimal"/>
+      <w:lvlText w:val="%8."/>
+      <w:lvlJc w:val="left"/>
+      <w:pPr>
+        <w:tabs>
+          <w:tab w:val="num" w:pos="5040"/>
+        </w:tabs>
+        <w:ind w:left="5520" w:hanging="480"/>
+      </w:pPr>
+    </w:lvl>
+    <w:lvl w:ilvl="8">
+      <w:start w:val="1"/>
+      <w:numFmt w:val="decimal"/>
+      <w:lvlText w:val="%9."/>
+      <w:lvlJc w:val="left"/>
+      <w:pPr>
+        <w:tabs>
+          <w:tab w:val="num" w:pos="5760"/>
+        </w:tabs>
+        <w:ind w:left="6240" w:hanging="480"/>
+      </w:pPr>
+    </w:lvl>
+  </w:abstractNum>
   <w:num w:numId="1000">
     <w:abstractNumId w:val="990"/>
   </w:num>
   <w:num w:numId="1001">
+    <w:abstractNumId w:val="991"/>
+  </w:num>
+  <w:num w:numId="1002">
     <w:abstractNumId w:val="99417"/>
     <w:lvlOverride w:ilvl="0">
       <w:startOverride w:val="7"/>
@@ -2356,14 +2543,14 @@
     <w:lvlOverride w:ilvl="8">
       <w:startOverride w:val="7"/>
     </w:lvlOverride>
-  </w:num>
-  <w:num w:numId="1002">
-    <w:abstractNumId w:val="991"/>
   </w:num>
   <w:num w:numId="1003">
     <w:abstractNumId w:val="991"/>
   </w:num>
   <w:num w:numId="1004">
+    <w:abstractNumId w:val="991"/>
+  </w:num>
+  <w:num w:numId="1005">
     <w:abstractNumId w:val="99418"/>
     <w:lvlOverride w:ilvl="0">
       <w:startOverride w:val="8"/>
@@ -2393,7 +2580,7 @@
       <w:startOverride w:val="8"/>
     </w:lvlOverride>
   </w:num>
-  <w:num w:numId="1005">
+  <w:num w:numId="1006">
     <w:abstractNumId w:val="99419"/>
     <w:lvlOverride w:ilvl="0">
       <w:startOverride w:val="9"/>
@@ -2423,7 +2610,7 @@
       <w:startOverride w:val="9"/>
     </w:lvlOverride>
   </w:num>
-  <w:num w:numId="1006">
+  <w:num w:numId="1007">
     <w:abstractNumId w:val="994110"/>
     <w:lvlOverride w:ilvl="0">
       <w:startOverride w:val="10"/>
@@ -2453,7 +2640,40 @@
       <w:startOverride w:val="10"/>
     </w:lvlOverride>
   </w:num>
-  <w:num w:numId="1007">
+  <w:num w:numId="1008">
+    <w:abstractNumId w:val="99411"/>
+    <w:lvlOverride w:ilvl="0">
+      <w:startOverride w:val="1"/>
+    </w:lvlOverride>
+    <w:lvlOverride w:ilvl="1">
+      <w:startOverride w:val="1"/>
+    </w:lvlOverride>
+    <w:lvlOverride w:ilvl="2">
+      <w:startOverride w:val="1"/>
+    </w:lvlOverride>
+    <w:lvlOverride w:ilvl="3">
+      <w:startOverride w:val="1"/>
+    </w:lvlOverride>
+    <w:lvlOverride w:ilvl="4">
+      <w:startOverride w:val="1"/>
+    </w:lvlOverride>
+    <w:lvlOverride w:ilvl="5">
+      <w:startOverride w:val="1"/>
+    </w:lvlOverride>
+    <w:lvlOverride w:ilvl="6">
+      <w:startOverride w:val="1"/>
+    </w:lvlOverride>
+    <w:lvlOverride w:ilvl="7">
+      <w:startOverride w:val="1"/>
+    </w:lvlOverride>
+    <w:lvlOverride w:ilvl="8">
+      <w:startOverride w:val="1"/>
+    </w:lvlOverride>
+  </w:num>
+  <w:num w:numId="1009">
+    <w:abstractNumId w:val="991"/>
+  </w:num>
+  <w:num w:numId="1010">
     <w:abstractNumId w:val="99418"/>
     <w:lvlOverride w:ilvl="0">
       <w:startOverride w:val="8"/>
